--- a/data/rechnung/Rechnung-Kopf.docx
+++ b/data/rechnung/Rechnung-Kopf.docx
@@ -28,7 +28,7 @@
       </w:tblGrid>
       <w:tr>
         <w:trPr>
-          <w:trHeight w:hRule="exact" w:val="2127"/>
+          <w:trHeight w:hRule="exact" w:val="2041"/>
         </w:trPr>
         <w:tc>
           <w:tcPr>
@@ -196,31 +196,6 @@
               <w:t>Ort</w:t>
             </w:r>
             <w:proofErr w:type="gramEnd"/>
-            <w:r>
-              <w:rPr>
-                <w:rFonts w:asciiTheme="minorHAnsi" w:hAnsiTheme="minorHAnsi" w:cstheme="minorHAnsi"/>
-                <w:color w:val="auto"/>
-              </w:rPr>
-              <w:t xml:space="preserve">  </w:t>
-            </w:r>
-          </w:p>
-          <w:p>
-            <w:pPr>
-              <w:rPr>
-                <w:rFonts w:ascii="Corbel" w:hAnsi="Corbel"/>
-                <w:color w:val="4C5B72"/>
-                <w:sz w:val="17"/>
-              </w:rPr>
-            </w:pPr>
-          </w:p>
-          <w:p>
-            <w:pPr>
-              <w:rPr>
-                <w:rFonts w:ascii="Corbel" w:hAnsi="Corbel"/>
-                <w:color w:val="4C5B72"/>
-                <w:sz w:val="17"/>
-              </w:rPr>
-            </w:pPr>
           </w:p>
         </w:tc>
       </w:tr>
@@ -257,37 +232,28 @@
                 <w:rFonts w:asciiTheme="minorHAnsi" w:hAnsiTheme="minorHAnsi" w:cstheme="minorHAnsi"/>
                 <w:color w:val="auto"/>
               </w:rPr>
-              <w:t xml:space="preserve"> Nr</w:t>
-            </w:r>
-            <w:proofErr w:type="gramStart"/>
-            <w:r>
-              <w:rPr>
-                <w:rFonts w:asciiTheme="minorHAnsi" w:hAnsiTheme="minorHAnsi" w:cstheme="minorHAnsi"/>
-                <w:color w:val="auto"/>
-              </w:rPr>
-              <w:t xml:space="preserve">. </w:t>
+              <w:t xml:space="preserve"> Nr.</w:t>
             </w:r>
             <w:r>
               <w:rPr>
                 <w:rFonts w:asciiTheme="minorHAnsi" w:hAnsiTheme="minorHAnsi" w:cstheme="minorHAnsi"/>
                 <w:color w:val="auto"/>
               </w:rPr>
-              <w:t>:</w:t>
-            </w:r>
-            <w:proofErr w:type="gramEnd"/>
-            <w:r>
-              <w:rPr>
-                <w:rFonts w:asciiTheme="minorHAnsi" w:hAnsiTheme="minorHAnsi" w:cstheme="minorHAnsi"/>
-                <w:color w:val="auto"/>
-              </w:rPr>
-              <w:t xml:space="preserve"> </w:t>
+              <w:t xml:space="preserve">: </w:t>
             </w:r>
             <w:r>
               <w:rPr>
                 <w:rFonts w:asciiTheme="minorHAnsi" w:hAnsiTheme="minorHAnsi" w:cstheme="minorHAnsi"/>
                 <w:color w:val="auto"/>
               </w:rPr>
-              <w:t>00000</w:t>
+              <w:t>0000</w:t>
+            </w:r>
+            <w:r>
+              <w:rPr>
+                <w:rFonts w:asciiTheme="minorHAnsi" w:hAnsiTheme="minorHAnsi" w:cstheme="minorHAnsi"/>
+                <w:color w:val="auto"/>
+              </w:rPr>
+              <w:t>1</w:t>
             </w:r>
           </w:p>
         </w:tc>
@@ -312,56 +278,14 @@
                 <w:rFonts w:asciiTheme="minorHAnsi" w:hAnsiTheme="minorHAnsi" w:cstheme="minorHAnsi"/>
                 <w:color w:val="auto"/>
               </w:rPr>
-              <w:t>Rechnungsdatum: 1</w:t>
+              <w:t>Rechnungsdatum:</w:t>
             </w:r>
             <w:r>
               <w:rPr>
                 <w:rFonts w:asciiTheme="minorHAnsi" w:hAnsiTheme="minorHAnsi" w:cstheme="minorHAnsi"/>
                 <w:color w:val="auto"/>
               </w:rPr>
-              <w:t>3</w:t>
-            </w:r>
-            <w:r>
-              <w:rPr>
-                <w:rFonts w:asciiTheme="minorHAnsi" w:hAnsiTheme="minorHAnsi" w:cstheme="minorHAnsi"/>
-                <w:color w:val="auto"/>
-              </w:rPr>
-              <w:t xml:space="preserve">. </w:t>
-            </w:r>
-            <w:r>
-              <w:rPr>
-                <w:rFonts w:asciiTheme="minorHAnsi" w:hAnsiTheme="minorHAnsi" w:cstheme="minorHAnsi"/>
-                <w:color w:val="auto"/>
-              </w:rPr>
-              <w:t>August</w:t>
-            </w:r>
-            <w:r>
-              <w:rPr>
-                <w:rFonts w:asciiTheme="minorHAnsi" w:hAnsiTheme="minorHAnsi" w:cstheme="minorHAnsi"/>
-                <w:color w:val="auto"/>
-              </w:rPr>
-              <w:t xml:space="preserve"> </w:t>
-            </w:r>
-            <w:r>
-              <w:rPr>
-                <w:rFonts w:asciiTheme="minorHAnsi" w:hAnsiTheme="minorHAnsi" w:cstheme="minorHAnsi"/>
-                <w:color w:val="auto"/>
-              </w:rPr>
-              <w:t>202</w:t>
-            </w:r>
-            <w:r>
-              <w:rPr>
-                <w:rFonts w:asciiTheme="minorHAnsi" w:hAnsiTheme="minorHAnsi" w:cstheme="minorHAnsi"/>
-                <w:color w:val="auto"/>
-              </w:rPr>
-              <w:t>6</w:t>
-            </w:r>
-            <w:r>
-              <w:rPr>
-                <w:rFonts w:asciiTheme="minorHAnsi" w:hAnsiTheme="minorHAnsi" w:cstheme="minorHAnsi"/>
-                <w:color w:val="auto"/>
-              </w:rPr>
-              <w:t xml:space="preserve"> </w:t>
+              <w:t xml:space="preserve"> 01.09.2026</w:t>
             </w:r>
           </w:p>
         </w:tc>
@@ -466,7 +390,7 @@
           <w:bCs/>
           <w:color w:val="auto"/>
           <w:spacing w:val="0"/>
-          <w:sz w:val="18"/>
+          <w:szCs w:val="20"/>
         </w:rPr>
       </w:pPr>
       <w:r>
@@ -475,7 +399,7 @@
           <w:bCs/>
           <w:color w:val="auto"/>
           <w:spacing w:val="0"/>
-          <w:sz w:val="18"/>
+          <w:szCs w:val="20"/>
         </w:rPr>
         <w:t>Liebe</w:t>
       </w:r>
@@ -485,7 +409,7 @@
           <w:bCs/>
           <w:color w:val="auto"/>
           <w:spacing w:val="0"/>
-          <w:sz w:val="18"/>
+          <w:szCs w:val="20"/>
         </w:rPr>
         <w:t xml:space="preserve"> Frau</w:t>
       </w:r>
@@ -495,7 +419,7 @@
           <w:bCs/>
           <w:color w:val="auto"/>
           <w:spacing w:val="0"/>
-          <w:sz w:val="18"/>
+          <w:szCs w:val="20"/>
         </w:rPr>
         <w:t xml:space="preserve"> </w:t>
       </w:r>
@@ -505,7 +429,7 @@
           <w:bCs/>
           <w:color w:val="auto"/>
           <w:spacing w:val="0"/>
-          <w:sz w:val="18"/>
+          <w:szCs w:val="20"/>
         </w:rPr>
         <w:t>Muste</w:t>
       </w:r>
@@ -515,7 +439,7 @@
           <w:bCs/>
           <w:color w:val="auto"/>
           <w:spacing w:val="0"/>
-          <w:sz w:val="18"/>
+          <w:szCs w:val="20"/>
         </w:rPr>
         <w:t>rfrau</w:t>
       </w:r>
@@ -525,7 +449,7 @@
           <w:bCs/>
           <w:color w:val="auto"/>
           <w:spacing w:val="0"/>
-          <w:sz w:val="18"/>
+          <w:szCs w:val="20"/>
         </w:rPr>
         <w:t>,</w:t>
       </w:r>
@@ -535,7 +459,7 @@
           <w:bCs/>
           <w:color w:val="auto"/>
           <w:spacing w:val="0"/>
-          <w:sz w:val="18"/>
+          <w:szCs w:val="20"/>
         </w:rPr>
         <w:br/>
       </w:r>
@@ -545,7 +469,7 @@
           <w:bCs/>
           <w:color w:val="auto"/>
           <w:spacing w:val="0"/>
-          <w:sz w:val="18"/>
+          <w:szCs w:val="20"/>
         </w:rPr>
         <w:br/>
         <w:t xml:space="preserve">vielen Dank für Ihr Vertrauen in meine Dienstleistungen. Es freut mich sehr, dass Sie sich für mich entschieden haben. Ich hoffe, dass wir auch in Zukunft Ihr Vertrauen verdienen dürfen.  Ich erlaube mir einen Rechnungsbetrag von </w:t>
@@ -556,7 +480,7 @@
           <w:bCs/>
           <w:color w:val="auto"/>
           <w:spacing w:val="0"/>
-          <w:sz w:val="18"/>
+          <w:szCs w:val="20"/>
         </w:rPr>
         <w:t>0</w:t>
       </w:r>
@@ -566,7 +490,7 @@
           <w:bCs/>
           <w:color w:val="auto"/>
           <w:spacing w:val="0"/>
-          <w:sz w:val="18"/>
+          <w:szCs w:val="20"/>
         </w:rPr>
         <w:t>.</w:t>
       </w:r>
@@ -576,7 +500,7 @@
           <w:bCs/>
           <w:color w:val="auto"/>
           <w:spacing w:val="0"/>
-          <w:sz w:val="18"/>
+          <w:szCs w:val="20"/>
         </w:rPr>
         <w:t>0</w:t>
       </w:r>
@@ -586,7 +510,7 @@
           <w:bCs/>
           <w:color w:val="auto"/>
           <w:spacing w:val="0"/>
-          <w:sz w:val="18"/>
+          <w:szCs w:val="20"/>
         </w:rPr>
         <w:t>00,00 €</w:t>
       </w:r>
@@ -596,7 +520,7 @@
           <w:bCs/>
           <w:color w:val="auto"/>
           <w:spacing w:val="0"/>
-          <w:sz w:val="18"/>
+          <w:szCs w:val="20"/>
         </w:rPr>
         <w:t xml:space="preserve"> E</w:t>
       </w:r>
@@ -606,7 +530,7 @@
           <w:bCs/>
           <w:color w:val="auto"/>
           <w:spacing w:val="0"/>
-          <w:sz w:val="18"/>
+          <w:szCs w:val="20"/>
         </w:rPr>
         <w:t xml:space="preserve">uro zu stellen.  </w:t>
       </w:r>
@@ -616,7 +540,7 @@
           <w:bCs/>
           <w:color w:val="auto"/>
           <w:spacing w:val="0"/>
-          <w:sz w:val="18"/>
+          <w:szCs w:val="20"/>
         </w:rPr>
         <w:br/>
       </w:r>
@@ -626,7 +550,7 @@
           <w:bCs/>
           <w:color w:val="auto"/>
           <w:spacing w:val="0"/>
-          <w:sz w:val="18"/>
+          <w:szCs w:val="20"/>
         </w:rPr>
         <w:br/>
         <w:t>Bitte überweisen Sie den Rechnungsbetrag innerhalb der nächsten 14 Tage auf untenstehendes Konto.</w:t>
@@ -640,16 +564,17 @@
           <w:bCs/>
           <w:color w:val="auto"/>
           <w:spacing w:val="0"/>
-          <w:sz w:val="18"/>
+          <w:szCs w:val="20"/>
         </w:rPr>
       </w:pPr>
     </w:p>
     <w:sectPr>
-      <w:headerReference w:type="default" r:id="rId9"/>
-      <w:footerReference w:type="even" r:id="rId10"/>
-      <w:footerReference w:type="default" r:id="rId11"/>
-      <w:headerReference w:type="first" r:id="rId12"/>
-      <w:footerReference w:type="first" r:id="rId13"/>
+      <w:headerReference w:type="even" r:id="rId9"/>
+      <w:headerReference w:type="default" r:id="rId10"/>
+      <w:footerReference w:type="even" r:id="rId11"/>
+      <w:footerReference w:type="default" r:id="rId12"/>
+      <w:headerReference w:type="first" r:id="rId13"/>
+      <w:footerReference w:type="first" r:id="rId14"/>
       <w:pgSz w:w="11900" w:h="16840" w:code="9"/>
       <w:pgMar w:top="-3332" w:right="1134" w:bottom="284" w:left="1134" w:header="0" w:footer="284" w:gutter="0"/>
       <w:cols w:space="708"/>
@@ -948,6 +873,16 @@
 </file>
 
 <file path=word/header1.xml><?xml version="1.0" encoding="utf-8"?>
+<w:hdr xmlns:wpc="http://schemas.microsoft.com/office/word/2010/wordprocessingCanvas" xmlns:cx="http://schemas.microsoft.com/office/drawing/2014/chartex" xmlns:cx1="http://schemas.microsoft.com/office/drawing/2015/9/8/chartex" xmlns:cx2="http://schemas.microsoft.com/office/drawing/2015/10/21/chartex" xmlns:cx3="http://schemas.microsoft.com/office/drawing/2016/5/9/chartex" xmlns:cx4="http://schemas.microsoft.com/office/drawing/2016/5/10/chartex" xmlns:cx5="http://schemas.microsoft.com/office/drawing/2016/5/11/chartex" xmlns:cx6="http://schemas.microsoft.com/office/drawing/2016/5/12/chartex" xmlns:cx7="http://schemas.microsoft.com/office/drawing/2016/5/13/chartex" xmlns:cx8="http://schemas.microsoft.com/office/drawing/2016/5/14/chartex" xmlns:mc="http://schemas.openxmlformats.org/markup-compatibility/2006" xmlns:aink="http://schemas.microsoft.com/office/drawing/2016/ink" xmlns:am3d="http://schemas.microsoft.com/office/drawing/2017/model3d" xmlns:o="urn:schemas-microsoft-com:office:office" xmlns:oel="http://schemas.microsoft.com/office/2019/extlst" xmlns:r="http://schemas.openxmlformats.org/officeDocument/2006/relationships" xmlns:m="http://schemas.openxmlformats.org/officeDocument/2006/math" xmlns:v="urn:schemas-microsoft-com:vml" xmlns:wp14="http://schemas.microsoft.com/office/word/2010/wordprocessingDrawing" xmlns:wp="http://schemas.openxmlformats.org/drawingml/2006/wordprocessingDrawing" xmlns:w10="urn:schemas-microsoft-com:office:word" xmlns:w="http://schemas.openxmlformats.org/wordprocessingml/2006/main" xmlns:w14="http://schemas.microsoft.com/office/word/2010/wordml" xmlns:w15="http://schemas.microsoft.com/office/word/2012/wordml" xmlns:w16cex="http://schemas.microsoft.com/office/word/2018/wordml/cex" xmlns:w16cid="http://schemas.microsoft.com/office/word/2016/wordml/cid" xmlns:w16="http://schemas.microsoft.com/office/word/2018/wordml" xmlns:w16du="http://schemas.microsoft.com/office/word/2023/wordml/word16du" xmlns:w16sdtdh="http://schemas.microsoft.com/office/word/2020/wordml/sdtdatahash" xmlns:w16sdtfl="http://schemas.microsoft.com/office/word/2024/wordml/sdtformatlock" xmlns:w16se="http://schemas.microsoft.com/office/word/2015/wordml/symex" xmlns:wpg="http://schemas.microsoft.com/office/word/2010/wordprocessingGroup" xmlns:wpi="http://schemas.microsoft.com/office/word/2010/wordprocessingInk" xmlns:wne="http://schemas.microsoft.com/office/word/2006/wordml" xmlns:wps="http://schemas.microsoft.com/office/word/2010/wordprocessingShape" mc:Ignorable="w14 w15 w16se w16cid w16 w16cex w16sdtdh w16sdtfl w16du wp14">
+  <w:p>
+    <w:pPr>
+      <w:pStyle w:val="Kopfzeile"/>
+    </w:pPr>
+  </w:p>
+</w:hdr>
+</file>
+
+<file path=word/header2.xml><?xml version="1.0" encoding="utf-8"?>
 <w:hdr xmlns:wpc="http://schemas.microsoft.com/office/word/2010/wordprocessingCanvas" xmlns:cx="http://schemas.microsoft.com/office/drawing/2014/chartex" xmlns:cx1="http://schemas.microsoft.com/office/drawing/2015/9/8/chartex" xmlns:cx2="http://schemas.microsoft.com/office/drawing/2015/10/21/chartex" xmlns:cx3="http://schemas.microsoft.com/office/drawing/2016/5/9/chartex" xmlns:cx4="http://schemas.microsoft.com/office/drawing/2016/5/10/chartex" xmlns:cx5="http://schemas.microsoft.com/office/drawing/2016/5/11/chartex" xmlns:cx6="http://schemas.microsoft.com/office/drawing/2016/5/12/chartex" xmlns:cx7="http://schemas.microsoft.com/office/drawing/2016/5/13/chartex" xmlns:cx8="http://schemas.microsoft.com/office/drawing/2016/5/14/chartex" xmlns:mc="http://schemas.openxmlformats.org/markup-compatibility/2006" xmlns:aink="http://schemas.microsoft.com/office/drawing/2016/ink" xmlns:am3d="http://schemas.microsoft.com/office/drawing/2017/model3d" xmlns:o="urn:schemas-microsoft-com:office:office" xmlns:oel="http://schemas.microsoft.com/office/2019/extlst" xmlns:r="http://schemas.openxmlformats.org/officeDocument/2006/relationships" xmlns:m="http://schemas.openxmlformats.org/officeDocument/2006/math" xmlns:v="urn:schemas-microsoft-com:vml" xmlns:wp14="http://schemas.microsoft.com/office/word/2010/wordprocessingDrawing" xmlns:wp="http://schemas.openxmlformats.org/drawingml/2006/wordprocessingDrawing" xmlns:w10="urn:schemas-microsoft-com:office:word" xmlns:w="http://schemas.openxmlformats.org/wordprocessingml/2006/main" xmlns:w14="http://schemas.microsoft.com/office/word/2010/wordml" xmlns:w15="http://schemas.microsoft.com/office/word/2012/wordml" xmlns:w16cex="http://schemas.microsoft.com/office/word/2018/wordml/cex" xmlns:w16cid="http://schemas.microsoft.com/office/word/2016/wordml/cid" xmlns:w16="http://schemas.microsoft.com/office/word/2018/wordml" xmlns:w16du="http://schemas.microsoft.com/office/word/2023/wordml/word16du" xmlns:w16sdtdh="http://schemas.microsoft.com/office/word/2020/wordml/sdtdatahash" xmlns:w16sdtfl="http://schemas.microsoft.com/office/word/2024/wordml/sdtformatlock" xmlns:w16se="http://schemas.microsoft.com/office/word/2015/wordml/symex" xmlns:wpg="http://schemas.microsoft.com/office/word/2010/wordprocessingGroup" xmlns:wpi="http://schemas.microsoft.com/office/word/2010/wordprocessingInk" xmlns:wne="http://schemas.microsoft.com/office/word/2006/wordml" xmlns:wps="http://schemas.microsoft.com/office/word/2010/wordprocessingShape" mc:Ignorable="w14 w15 w16se w16cid w16 w16cex w16sdtdh w16sdtfl w16du wp14">
   <w:p>
     <w:pPr>
@@ -1116,7 +1051,7 @@
               <v:stroke joinstyle="miter"/>
               <v:path gradientshapeok="t" o:connecttype="rect"/>
             </v:shapetype>
-            <v:shape id="Text Box 3" o:spid="_x0000_s1027" type="#_x0000_t202" style="position:absolute;margin-left:338.7pt;margin-top:29.35pt;width:170.65pt;height:56.75pt;z-index:251669504;visibility:visible;mso-wrap-style:square;mso-width-percent:0;mso-height-percent:0;mso-wrap-distance-left:9pt;mso-wrap-distance-top:0;mso-wrap-distance-right:9pt;mso-wrap-distance-bottom:0;mso-position-horizontal:absolute;mso-position-horizontal-relative:text;mso-position-vertical:absolute;mso-position-vertical-relative:text;mso-width-percent:0;mso-height-percent:0;mso-width-relative:page;mso-height-relative:page;v-text-anchor:top" o:gfxdata="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" filled="f" stroked="f">
+            <v:shape id="Text Box 3" o:spid="_x0000_s1026" type="#_x0000_t202" style="position:absolute;margin-left:338.7pt;margin-top:29.35pt;width:170.65pt;height:56.75pt;z-index:251669504;visibility:visible;mso-wrap-style:square;mso-width-percent:0;mso-height-percent:0;mso-wrap-distance-left:9pt;mso-wrap-distance-top:0;mso-wrap-distance-right:9pt;mso-wrap-distance-bottom:0;mso-position-horizontal:absolute;mso-position-horizontal-relative:text;mso-position-vertical:absolute;mso-position-vertical-relative:text;mso-width-percent:0;mso-height-percent:0;mso-width-relative:page;mso-height-relative:page;v-text-anchor:top" o:gfxdata="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" filled="f" stroked="f">
               <v:path arrowok="t"/>
               <v:textbox inset=",7.2pt,,7.2pt">
                 <w:txbxContent>
@@ -1380,7 +1315,7 @@
         </mc:Choice>
         <mc:Fallback>
           <w:pict>
-            <v:shape w14:anchorId="36A22E2B" id="_x0000_s1028" type="#_x0000_t202" style="position:absolute;margin-left:-66.6pt;margin-top:787.6pt;width:594.9pt;height:45pt;z-index:251665408;visibility:visible;mso-wrap-style:square;mso-width-percent:0;mso-height-percent:0;mso-wrap-distance-left:9pt;mso-wrap-distance-top:0;mso-wrap-distance-right:9pt;mso-wrap-distance-bottom:0;mso-position-horizontal:absolute;mso-position-horizontal-relative:text;mso-position-vertical:absolute;mso-position-vertical-relative:text;mso-width-percent:0;mso-height-percent:0;mso-width-relative:page;mso-height-relative:page;v-text-anchor:top" o:gfxdata="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" filled="f" stroked="f">
+            <v:shape w14:anchorId="36A22E2B" id="Text Box 2" o:spid="_x0000_s1027" type="#_x0000_t202" style="position:absolute;margin-left:-66.6pt;margin-top:787.6pt;width:594.9pt;height:45pt;z-index:251665408;visibility:visible;mso-wrap-style:square;mso-width-percent:0;mso-height-percent:0;mso-wrap-distance-left:9pt;mso-wrap-distance-top:0;mso-wrap-distance-right:9pt;mso-wrap-distance-bottom:0;mso-position-horizontal:absolute;mso-position-horizontal-relative:text;mso-position-vertical:absolute;mso-position-vertical-relative:text;mso-width-percent:0;mso-height-percent:0;mso-width-relative:page;mso-height-relative:page;v-text-anchor:top" o:gfxdata="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" filled="f" stroked="f">
               <v:path arrowok="t"/>
               <v:textbox inset=",7.2pt,,7.2pt">
                 <w:txbxContent>
@@ -1492,7 +1427,7 @@
 </w:hdr>
 </file>
 
-<file path=word/header2.xml><?xml version="1.0" encoding="utf-8"?>
+<file path=word/header3.xml><?xml version="1.0" encoding="utf-8"?>
 <w:hdr xmlns:wpc="http://schemas.microsoft.com/office/word/2010/wordprocessingCanvas" xmlns:cx="http://schemas.microsoft.com/office/drawing/2014/chartex" xmlns:cx1="http://schemas.microsoft.com/office/drawing/2015/9/8/chartex" xmlns:cx2="http://schemas.microsoft.com/office/drawing/2015/10/21/chartex" xmlns:cx3="http://schemas.microsoft.com/office/drawing/2016/5/9/chartex" xmlns:cx4="http://schemas.microsoft.com/office/drawing/2016/5/10/chartex" xmlns:cx5="http://schemas.microsoft.com/office/drawing/2016/5/11/chartex" xmlns:cx6="http://schemas.microsoft.com/office/drawing/2016/5/12/chartex" xmlns:cx7="http://schemas.microsoft.com/office/drawing/2016/5/13/chartex" xmlns:cx8="http://schemas.microsoft.com/office/drawing/2016/5/14/chartex" xmlns:mc="http://schemas.openxmlformats.org/markup-compatibility/2006" xmlns:aink="http://schemas.microsoft.com/office/drawing/2016/ink" xmlns:am3d="http://schemas.microsoft.com/office/drawing/2017/model3d" xmlns:o="urn:schemas-microsoft-com:office:office" xmlns:oel="http://schemas.microsoft.com/office/2019/extlst" xmlns:r="http://schemas.openxmlformats.org/officeDocument/2006/relationships" xmlns:m="http://schemas.openxmlformats.org/officeDocument/2006/math" xmlns:v="urn:schemas-microsoft-com:vml" xmlns:wp14="http://schemas.microsoft.com/office/word/2010/wordprocessingDrawing" xmlns:wp="http://schemas.openxmlformats.org/drawingml/2006/wordprocessingDrawing" xmlns:w10="urn:schemas-microsoft-com:office:word" xmlns:w="http://schemas.openxmlformats.org/wordprocessingml/2006/main" xmlns:w14="http://schemas.microsoft.com/office/word/2010/wordml" xmlns:w15="http://schemas.microsoft.com/office/word/2012/wordml" xmlns:w16cex="http://schemas.microsoft.com/office/word/2018/wordml/cex" xmlns:w16cid="http://schemas.microsoft.com/office/word/2016/wordml/cid" xmlns:w16="http://schemas.microsoft.com/office/word/2018/wordml" xmlns:w16du="http://schemas.microsoft.com/office/word/2023/wordml/word16du" xmlns:w16sdtdh="http://schemas.microsoft.com/office/word/2020/wordml/sdtdatahash" xmlns:w16sdtfl="http://schemas.microsoft.com/office/word/2024/wordml/sdtformatlock" xmlns:w16se="http://schemas.microsoft.com/office/word/2015/wordml/symex" xmlns:wpg="http://schemas.microsoft.com/office/word/2010/wordprocessingGroup" xmlns:wpi="http://schemas.microsoft.com/office/word/2010/wordprocessingInk" xmlns:wne="http://schemas.microsoft.com/office/word/2006/wordml" xmlns:wps="http://schemas.microsoft.com/office/word/2010/wordprocessingShape" mc:Ignorable="w14 w15 w16se w16cid w16 w16cex w16sdtdh w16sdtfl w16du wp14">
   <w:p>
     <w:pPr>
@@ -1516,7 +1451,7 @@
           <wp:extent cx="7555865" cy="10685145"/>
           <wp:effectExtent l="25400" t="0" r="0" b="0"/>
           <wp:wrapNone/>
-          <wp:docPr id="4" name="Bild 6"/>
+          <wp:docPr id="15469133" name="Bild 6"/>
           <wp:cNvGraphicFramePr>
             <a:graphicFrameLocks xmlns:a="http://schemas.openxmlformats.org/drawingml/2006/main" noChangeAspect="1"/>
           </wp:cNvGraphicFramePr>
@@ -1549,7 +1484,7 @@
                   </a:ln>
                   <a:extLst>
                     <a:ext uri="{FAA26D3D-D897-4be2-8F04-BA451C77F1D7}">
-                      <ma14:placeholderFlag xmlns:ma14="http://schemas.microsoft.com/office/mac/drawingml/2011/main" xmlns:w="http://schemas.openxmlformats.org/wordprocessingml/2006/main" xmlns:w10="urn:schemas-microsoft-com:office:word" xmlns:v="urn:schemas-microsoft-com:vml" xmlns:o="urn:schemas-microsoft-com:office:office" xmlns:mv="urn:schemas-microsoft-com:mac:vml" xmlns:mo="http://schemas.microsoft.com/office/mac/office/2008/main" xmlns="" xmlns:ve="http://schemas.openxmlformats.org/markup-compatibility/2006"/>
+                      <ma14:placeholderFlag xmlns:ve="http://schemas.openxmlformats.org/markup-compatibility/2006" xmlns="" xmlns:mo="http://schemas.microsoft.com/office/mac/office/2008/main" xmlns:mv="urn:schemas-microsoft-com:mac:vml" xmlns:o="urn:schemas-microsoft-com:office:office" xmlns:v="urn:schemas-microsoft-com:vml" xmlns:w10="urn:schemas-microsoft-com:office:word" xmlns:w="http://schemas.openxmlformats.org/wordprocessingml/2006/main" xmlns:ma14="http://schemas.microsoft.com/office/mac/drawingml/2011/main"/>
                     </a:ext>
                   </a:extLst>
                 </pic:spPr>
@@ -1612,16 +1547,6 @@
       </w:rPr>
       <w:t>Testmanagement</w:t>
     </w:r>
-  </w:p>
-  <w:p>
-    <w:pPr>
-      <w:jc w:val="center"/>
-      <w:rPr>
-        <w:rFonts w:asciiTheme="minorHAnsi" w:hAnsiTheme="minorHAnsi" w:cstheme="minorHAnsi"/>
-      </w:rPr>
-    </w:pPr>
-  </w:p>
-  <w:p>
     <w:r>
       <w:rPr>
         <w:noProof/>
